--- a/QED Course/Lesson 34 Fock Space.docx
+++ b/QED Course/Lesson 34 Fock Space.docx
@@ -58,7 +58,7 @@
     </w:p>
     <w:p>
       <w:pPr>
-        <w:pStyle w:val="Heading1"/>
+        <w:pStyle w:val="Heading2"/>
       </w:pPr>
       <w:r>
         <w:t>How to use this lesson</w:t>
@@ -76,7 +76,7 @@
     </w:p>
     <w:p>
       <w:pPr>
-        <w:pStyle w:val="Heading2"/>
+        <w:pStyle w:val="Heading3"/>
       </w:pPr>
       <w:r>
         <w:t>Learning objectives</w:t>
@@ -148,7 +148,7 @@
     </w:p>
     <w:p>
       <w:pPr>
-        <w:pStyle w:val="Heading2"/>
+        <w:pStyle w:val="Heading3"/>
       </w:pPr>
       <w:r>
         <w:t>Notation and conventions</w:t>
@@ -512,7 +512,7 @@
     </w:tbl>
     <w:p>
       <w:pPr>
-        <w:pStyle w:val="Heading1"/>
+        <w:pStyle w:val="Heading2"/>
       </w:pPr>
       <w:r>
         <w:t>1 The space of many particles</w:t>
@@ -520,7 +520,7 @@
     </w:p>
     <w:p>
       <w:pPr>
-        <w:pStyle w:val="Heading2"/>
+        <w:pStyle w:val="Heading3"/>
       </w:pPr>
       <w:r>
         <w:t>1.1 A direct sum</w:t>
@@ -622,7 +622,7 @@
     </w:p>
     <w:p>
       <w:pPr>
-        <w:pStyle w:val="Heading2"/>
+        <w:pStyle w:val="Heading3"/>
       </w:pPr>
       <w:r>
         <w:t>1.2 The n-particle states</w:t>
@@ -770,7 +770,7 @@
           <m:r>
             <m:t xml:space="preserve"> </m:t>
           </m:r>
-          <m:sSub>
+          <m:sSubSup>
             <m:e>
               <m:r>
                 <m:t xml:space="preserve">a</m:t>
@@ -790,14 +790,16 @@
                 </m:sub>
               </m:sSub>
             </m:sub>
-          </m:sSub>
-          <m:r>
-            <m:t xml:space="preserve">†</m:t>
-          </m:r>
+            <m:sup>
+              <m:r>
+                <m:t xml:space="preserve">†</m:t>
+              </m:r>
+            </m:sup>
+          </m:sSubSup>
           <m:r>
             <m:t xml:space="preserve">⋯</m:t>
           </m:r>
-          <m:sSub>
+          <m:sSubSup>
             <m:e>
               <m:r>
                 <m:t xml:space="preserve">a</m:t>
@@ -808,10 +810,12 @@
                 <m:t xml:space="preserve">pₙ</m:t>
               </m:r>
             </m:sub>
-          </m:sSub>
-          <m:r>
-            <m:t xml:space="preserve">†</m:t>
-          </m:r>
+            <m:sup>
+              <m:r>
+                <m:t xml:space="preserve">†</m:t>
+              </m:r>
+            </m:sup>
+          </m:sSubSup>
           <m:r>
             <m:t xml:space="preserve">|</m:t>
           </m:r>
@@ -974,10 +978,11 @@
       </w:r>
     </w:p>
     <w:p>
-      <w:pPr>
-        <w:pStyle w:val="Heading3"/>
-      </w:pPr>
       <w:r>
+        <w:rPr>
+          <w:b/>
+          <w:i/>
+        </w:rPr>
         <w:t>Worked example 1</w:t>
       </w:r>
     </w:p>
@@ -1189,7 +1194,7 @@
     </w:p>
     <w:p>
       <w:pPr>
-        <w:pStyle w:val="Heading2"/>
+        <w:pStyle w:val="Heading3"/>
       </w:pPr>
       <w:r>
         <w:t>1.3 Completeness</w:t>
@@ -1440,7 +1445,7 @@
     </w:p>
     <w:p>
       <w:pPr>
-        <w:pStyle w:val="Heading1"/>
+        <w:pStyle w:val="Heading2"/>
       </w:pPr>
       <w:r>
         <w:t>2 Operators on Fock space</w:t>
@@ -1448,7 +1453,7 @@
     </w:p>
     <w:p>
       <w:pPr>
-        <w:pStyle w:val="Heading2"/>
+        <w:pStyle w:val="Heading3"/>
       </w:pPr>
       <w:r>
         <w:t>2.1 One-body operators</w:t>
@@ -1557,7 +1562,7 @@
           <m:r>
             <m:t xml:space="preserve"> </m:t>
           </m:r>
-          <m:sSub>
+          <m:sSubSup>
             <m:e>
               <m:r>
                 <m:t xml:space="preserve">a</m:t>
@@ -1565,10 +1570,15 @@
             </m:e>
             <m:sub>
               <m:r>
-                <m:t xml:space="preserve">p†</m:t>
+                <m:t xml:space="preserve">p</m:t>
               </m:r>
             </m:sub>
-          </m:sSub>
+            <m:sup>
+              <m:r>
+                <m:t xml:space="preserve">†</m:t>
+              </m:r>
+            </m:sup>
+          </m:sSubSup>
           <m:sSub>
             <m:e>
               <m:r>
@@ -1591,7 +1601,7 @@
     </w:p>
     <w:p>
       <w:pPr>
-        <w:pStyle w:val="Heading2"/>
+        <w:pStyle w:val="Heading3"/>
       </w:pPr>
       <w:r>
         <w:t>2.2 Number-changing operators</w:t>
@@ -1604,7 +1614,7 @@
     </w:p>
     <w:p>
       <w:pPr>
-        <w:pStyle w:val="Heading2"/>
+        <w:pStyle w:val="Heading3"/>
       </w:pPr>
       <w:r>
         <w:t>2.3 Several species</w:t>
@@ -1617,7 +1627,7 @@
     </w:p>
     <w:p>
       <w:pPr>
-        <w:pStyle w:val="Heading1"/>
+        <w:pStyle w:val="Heading2"/>
       </w:pPr>
       <w:r>
         <w:t>3 Normal ordering</w:t>
@@ -1625,7 +1635,7 @@
     </w:p>
     <w:p>
       <w:pPr>
-        <w:pStyle w:val="Heading2"/>
+        <w:pStyle w:val="Heading3"/>
       </w:pPr>
       <w:r>
         <w:t>3.1 Definition</w:t>
@@ -1658,7 +1668,7 @@
               </m:r>
             </m:sub>
           </m:sSub>
-          <m:sSub>
+          <m:sSubSup>
             <m:e>
               <m:r>
                 <m:t xml:space="preserve">a</m:t>
@@ -1666,17 +1676,22 @@
             </m:e>
             <m:sub>
               <m:r>
-                <m:t xml:space="preserve">q†</m:t>
+                <m:t xml:space="preserve">q</m:t>
               </m:r>
             </m:sub>
-          </m:sSub>
+            <m:sup>
+              <m:r>
+                <m:t xml:space="preserve">†</m:t>
+              </m:r>
+            </m:sup>
+          </m:sSubSup>
           <m:r>
             <m:t xml:space="preserve">:</m:t>
           </m:r>
           <m:r>
             <m:t xml:space="preserve">=</m:t>
           </m:r>
-          <m:sSub>
+          <m:sSubSup>
             <m:e>
               <m:r>
                 <m:t xml:space="preserve">a</m:t>
@@ -1684,10 +1699,15 @@
             </m:e>
             <m:sub>
               <m:r>
-                <m:t xml:space="preserve">q†</m:t>
+                <m:t xml:space="preserve">q</m:t>
               </m:r>
             </m:sub>
-          </m:sSub>
+            <m:sup>
+              <m:r>
+                <m:t xml:space="preserve">†</m:t>
+              </m:r>
+            </m:sup>
+          </m:sSubSup>
           <m:sSub>
             <m:e>
               <m:r>
@@ -1706,7 +1726,7 @@
           <m:r>
             <m:t xml:space="preserve">:</m:t>
           </m:r>
-          <m:sSub>
+          <m:sSubSup>
             <m:e>
               <m:r>
                 <m:t xml:space="preserve">a</m:t>
@@ -1714,10 +1734,15 @@
             </m:e>
             <m:sub>
               <m:r>
-                <m:t xml:space="preserve">p†</m:t>
+                <m:t xml:space="preserve">p</m:t>
               </m:r>
             </m:sub>
-          </m:sSub>
+            <m:sup>
+              <m:r>
+                <m:t xml:space="preserve">†</m:t>
+              </m:r>
+            </m:sup>
+          </m:sSubSup>
           <m:sSub>
             <m:e>
               <m:r>
@@ -1736,7 +1761,7 @@
           <m:r>
             <m:t xml:space="preserve">=</m:t>
           </m:r>
-          <m:sSub>
+          <m:sSubSup>
             <m:e>
               <m:r>
                 <m:t xml:space="preserve">a</m:t>
@@ -1744,10 +1769,15 @@
             </m:e>
             <m:sub>
               <m:r>
-                <m:t xml:space="preserve">p†</m:t>
+                <m:t xml:space="preserve">p</m:t>
               </m:r>
             </m:sub>
-          </m:sSub>
+            <m:sup>
+              <m:r>
+                <m:t xml:space="preserve">†</m:t>
+              </m:r>
+            </m:sup>
+          </m:sSubSup>
           <m:sSub>
             <m:e>
               <m:r>
@@ -1830,7 +1860,7 @@
     </w:p>
     <w:p>
       <w:pPr>
-        <w:pStyle w:val="Heading2"/>
+        <w:pStyle w:val="Heading3"/>
       </w:pPr>
       <w:r>
         <w:t>3.2 The Hamiltonian</w:t>
@@ -2052,7 +2082,7 @@
           <m:r>
             <m:t xml:space="preserve"> </m:t>
           </m:r>
-          <m:sSub>
+          <m:sSubSup>
             <m:e>
               <m:r>
                 <m:t xml:space="preserve">a</m:t>
@@ -2060,10 +2090,15 @@
             </m:e>
             <m:sub>
               <m:r>
-                <m:t xml:space="preserve">p†</m:t>
+                <m:t xml:space="preserve">p</m:t>
               </m:r>
             </m:sub>
-          </m:sSub>
+            <m:sup>
+              <m:r>
+                <m:t xml:space="preserve">†</m:t>
+              </m:r>
+            </m:sup>
+          </m:sSubSup>
           <m:sSub>
             <m:e>
               <m:r>
@@ -2085,10 +2120,11 @@
       </w:r>
     </w:p>
     <w:p>
-      <w:pPr>
-        <w:pStyle w:val="Heading3"/>
-      </w:pPr>
       <w:r>
+        <w:rPr>
+          <w:b/>
+          <w:i/>
+        </w:rPr>
         <w:t>Worked example 2</w:t>
       </w:r>
     </w:p>
@@ -2213,7 +2249,7 @@
     </w:p>
     <w:p>
       <w:pPr>
-        <w:pStyle w:val="Heading1"/>
+        <w:pStyle w:val="Heading2"/>
       </w:pPr>
       <w:r>
         <w:t>4 Wick's theorem for free fields</w:t>
@@ -2221,7 +2257,7 @@
     </w:p>
     <w:p>
       <w:pPr>
-        <w:pStyle w:val="Heading2"/>
+        <w:pStyle w:val="Heading3"/>
       </w:pPr>
       <w:r>
         <w:t>4.1 The two-point function</w:t>
@@ -2432,7 +2468,7 @@
               <m:r>
                 <m:t xml:space="preserve">,</m:t>
               </m:r>
-              <m:sSub>
+              <m:sSubSup>
                 <m:e>
                   <m:r>
                     <m:t xml:space="preserve">a</m:t>
@@ -2440,10 +2476,15 @@
                 </m:e>
                 <m:sub>
                   <m:r>
-                    <m:t xml:space="preserve">q†</m:t>
+                    <m:t xml:space="preserve">q</m:t>
                   </m:r>
                 </m:sub>
-              </m:sSub>
+                <m:sup>
+                  <m:r>
+                    <m:t xml:space="preserve">†</m:t>
+                  </m:r>
+                </m:sup>
+              </m:sSubSup>
             </m:e>
           </m:d>
           <m:r>
@@ -2694,7 +2735,7 @@
     </w:p>
     <w:p>
       <w:pPr>
-        <w:pStyle w:val="Heading2"/>
+        <w:pStyle w:val="Heading3"/>
       </w:pPr>
       <w:r>
         <w:t>4.2 The four-point function</w:t>
@@ -2979,10 +3020,11 @@
       </w:r>
     </w:p>
     <w:p>
-      <w:pPr>
-        <w:pStyle w:val="Heading3"/>
-      </w:pPr>
       <w:r>
+        <w:rPr>
+          <w:b/>
+          <w:i/>
+        </w:rPr>
         <w:t>Worked example 3</w:t>
       </w:r>
     </w:p>
@@ -2993,7 +3035,7 @@
     </w:p>
     <w:p>
       <w:pPr>
-        <w:pStyle w:val="Heading2"/>
+        <w:pStyle w:val="Heading3"/>
       </w:pPr>
       <w:r>
         <w:t>4.3 Coincident points</w:t>
@@ -3006,7 +3048,7 @@
     </w:p>
     <w:p>
       <w:pPr>
-        <w:pStyle w:val="Heading1"/>
+        <w:pStyle w:val="Heading2"/>
       </w:pPr>
       <w:r>
         <w:t>5 The vacuum and its energy</w:t>
@@ -3014,7 +3056,7 @@
     </w:p>
     <w:p>
       <w:pPr>
-        <w:pStyle w:val="Heading2"/>
+        <w:pStyle w:val="Heading3"/>
       </w:pPr>
       <w:r>
         <w:t>5.1 Properties of the vacuum</w:t>
@@ -3027,7 +3069,7 @@
     </w:p>
     <w:p>
       <w:pPr>
-        <w:pStyle w:val="Heading2"/>
+        <w:pStyle w:val="Heading3"/>
       </w:pPr>
       <w:r>
         <w:t>5.2 The Casimir effect</w:t>
@@ -3224,10 +3266,11 @@
       </w:r>
     </w:p>
     <w:p>
-      <w:pPr>
-        <w:pStyle w:val="Heading3"/>
-      </w:pPr>
       <w:r>
+        <w:rPr>
+          <w:b/>
+          <w:i/>
+        </w:rPr>
         <w:t>Worked example 4</w:t>
       </w:r>
     </w:p>
@@ -3238,7 +3281,7 @@
     </w:p>
     <w:p>
       <w:pPr>
-        <w:pStyle w:val="Heading1"/>
+        <w:pStyle w:val="Heading2"/>
       </w:pPr>
       <w:r>
         <w:t>6 Connections to QED</w:t>
@@ -3643,7 +3686,7 @@
     </w:p>
     <w:p>
       <w:pPr>
-        <w:pStyle w:val="Heading1"/>
+        <w:pStyle w:val="Heading2"/>
       </w:pPr>
       <w:r>
         <w:t>7 Summary</w:t>
@@ -3747,7 +3790,7 @@
     </w:p>
     <w:p>
       <w:pPr>
-        <w:pStyle w:val="Heading1"/>
+        <w:pStyle w:val="Heading2"/>
       </w:pPr>
       <w:r>
         <w:t>Exercises</w:t>
@@ -4407,7 +4450,7 @@
     </w:tbl>
     <w:p>
       <w:pPr>
-        <w:pStyle w:val="Heading1"/>
+        <w:pStyle w:val="Heading2"/>
       </w:pPr>
       <w:r>
         <w:t>Solutions</w:t>
@@ -4639,7 +4682,7 @@
     </w:p>
     <w:p>
       <w:pPr>
-        <w:pStyle w:val="Heading1"/>
+        <w:pStyle w:val="Heading2"/>
       </w:pPr>
       <w:r>
         <w:t>Mastery checklist</w:t>
@@ -4711,7 +4754,7 @@
     </w:p>
     <w:p>
       <w:pPr>
-        <w:pStyle w:val="Heading1"/>
+        <w:pStyle w:val="Heading2"/>
       </w:pPr>
       <w:r>
         <w:t>Next lesson</w:t>
